--- a/Labs/Lab1.docx
+++ b/Labs/Lab1.docx
@@ -49,8 +49,13 @@
       </w:r>
       <w:proofErr w:type="spellEnd"/>
       <w:r>
-        <w:t xml:space="preserve"> на Python</w:t>
-      </w:r>
+        <w:t xml:space="preserve"> на </w:t>
+      </w:r>
+      <w:proofErr w:type="spellStart"/>
+      <w:r>
+        <w:t>Python</w:t>
+      </w:r>
+      <w:proofErr w:type="spellEnd"/>
       <w:r>
         <w:rPr>
           <w:lang w:val="uk-UA"/>
@@ -172,9 +177,6 @@
         <w:adjustRightInd w:val="0"/>
         <w:spacing w:after="266"/>
         <w:jc w:val="center"/>
-        <w:rPr>
-          <w:lang w:val="en-US"/>
-        </w:rPr>
       </w:pPr>
       <w:r>
         <w:rPr>
@@ -183,9 +185,6 @@
         <w:t>202</w:t>
       </w:r>
       <w:r>
-        <w:rPr>
-          <w:lang w:val="en-US"/>
-        </w:rPr>
         <w:t>5</w:t>
       </w:r>
       <w:r>
@@ -201,13 +200,8 @@
         <w:t>2</w:t>
       </w:r>
       <w:r>
-        <w:rPr>
-          <w:lang w:val="en-US"/>
-        </w:rPr>
         <w:t>6</w:t>
       </w:r>
-      <w:bookmarkStart w:id="0" w:name="_GoBack"/>
-      <w:bookmarkEnd w:id="0"/>
     </w:p>
     <w:p>
       <w:pPr>
@@ -363,7 +357,23 @@
           <w:sz w:val="28"/>
           <w:szCs w:val="28"/>
         </w:rPr>
-        <w:t xml:space="preserve"> Python, </w:t>
+        <w:t xml:space="preserve"> </w:t>
+      </w:r>
+      <w:proofErr w:type="spellStart"/>
+      <w:r>
+        <w:rPr>
+          <w:sz w:val="28"/>
+          <w:szCs w:val="28"/>
+        </w:rPr>
+        <w:t>Python</w:t>
+      </w:r>
+      <w:proofErr w:type="spellEnd"/>
+      <w:r>
+        <w:rPr>
+          <w:sz w:val="28"/>
+          <w:szCs w:val="28"/>
+        </w:rPr>
+        <w:t xml:space="preserve">, </w:t>
       </w:r>
       <w:proofErr w:type="spellStart"/>
       <w:r>
@@ -645,7 +655,23 @@
           <w:sz w:val="28"/>
           <w:szCs w:val="28"/>
         </w:rPr>
-        <w:t xml:space="preserve"> на Python. </w:t>
+        <w:t xml:space="preserve"> на </w:t>
+      </w:r>
+      <w:proofErr w:type="spellStart"/>
+      <w:r>
+        <w:rPr>
+          <w:sz w:val="28"/>
+          <w:szCs w:val="28"/>
+        </w:rPr>
+        <w:t>Python</w:t>
+      </w:r>
+      <w:proofErr w:type="spellEnd"/>
+      <w:r>
+        <w:rPr>
+          <w:sz w:val="28"/>
+          <w:szCs w:val="28"/>
+        </w:rPr>
+        <w:t xml:space="preserve">. </w:t>
       </w:r>
       <w:proofErr w:type="spellStart"/>
       <w:r>
@@ -824,6 +850,32 @@
           <w:rFonts w:ascii="Times New Roman" w:hAnsi="Times New Roman" w:cs="Times New Roman"/>
           <w:sz w:val="28"/>
           <w:szCs w:val="28"/>
+          <w:lang w:val="ru-RU"/>
+        </w:rPr>
+        <w:t xml:space="preserve"> + </w:t>
+      </w:r>
+      <w:r>
+        <w:rPr>
+          <w:rFonts w:ascii="Times New Roman" w:hAnsi="Times New Roman" w:cs="Times New Roman"/>
+          <w:sz w:val="28"/>
+          <w:szCs w:val="28"/>
+        </w:rPr>
+        <w:t xml:space="preserve">інтерпретатор </w:t>
+      </w:r>
+      <w:r>
+        <w:rPr>
+          <w:rFonts w:ascii="Times New Roman" w:hAnsi="Times New Roman" w:cs="Times New Roman"/>
+          <w:sz w:val="28"/>
+          <w:szCs w:val="28"/>
+          <w:lang w:val="en-US"/>
+        </w:rPr>
+        <w:t>Python</w:t>
+      </w:r>
+      <w:r>
+        <w:rPr>
+          <w:rFonts w:ascii="Times New Roman" w:hAnsi="Times New Roman" w:cs="Times New Roman"/>
+          <w:sz w:val="28"/>
+          <w:szCs w:val="28"/>
           <w:lang w:val="en-US"/>
         </w:rPr>
         <w:t>;</w:t>
@@ -1032,7 +1084,23 @@
           <w:sz w:val="28"/>
           <w:szCs w:val="28"/>
         </w:rPr>
-        <w:t xml:space="preserve">) та інтерпретатор </w:t>
+        <w:t xml:space="preserve">) </w:t>
+      </w:r>
+      <w:r>
+        <w:rPr>
+          <w:rFonts w:ascii="Times New Roman" w:hAnsi="Times New Roman" w:cs="Times New Roman"/>
+          <w:sz w:val="28"/>
+          <w:szCs w:val="28"/>
+        </w:rPr>
+        <w:t>+</w:t>
+      </w:r>
+      <w:r>
+        <w:rPr>
+          <w:rFonts w:ascii="Times New Roman" w:hAnsi="Times New Roman" w:cs="Times New Roman"/>
+          <w:sz w:val="28"/>
+          <w:szCs w:val="28"/>
+        </w:rPr>
+        <w:t xml:space="preserve"> інтерпретатор </w:t>
       </w:r>
       <w:r>
         <w:rPr>
@@ -1135,91 +1203,20 @@
           <w:szCs w:val="28"/>
         </w:rPr>
       </w:pPr>
-      <w:proofErr w:type="spellStart"/>
-      <w:r>
-        <w:rPr>
-          <w:sz w:val="28"/>
-          <w:szCs w:val="28"/>
-        </w:rPr>
-        <w:t>Усі</w:t>
-      </w:r>
-      <w:proofErr w:type="spellEnd"/>
-      <w:r>
-        <w:rPr>
-          <w:sz w:val="28"/>
-          <w:szCs w:val="28"/>
-        </w:rPr>
-        <w:t xml:space="preserve"> </w:t>
-      </w:r>
-      <w:proofErr w:type="spellStart"/>
-      <w:r>
-        <w:rPr>
-          <w:sz w:val="28"/>
-          <w:szCs w:val="28"/>
-        </w:rPr>
-        <w:t>програми</w:t>
-      </w:r>
-      <w:proofErr w:type="spellEnd"/>
-      <w:r>
-        <w:rPr>
-          <w:sz w:val="28"/>
-          <w:szCs w:val="28"/>
-        </w:rPr>
-        <w:t xml:space="preserve">, </w:t>
-      </w:r>
-      <w:proofErr w:type="spellStart"/>
-      <w:r>
-        <w:rPr>
-          <w:sz w:val="28"/>
-          <w:szCs w:val="28"/>
-        </w:rPr>
-        <w:t>описані</w:t>
-      </w:r>
-      <w:proofErr w:type="spellEnd"/>
-      <w:r>
-        <w:rPr>
-          <w:sz w:val="28"/>
-          <w:szCs w:val="28"/>
-        </w:rPr>
-        <w:t xml:space="preserve"> </w:t>
-      </w:r>
-      <w:proofErr w:type="spellStart"/>
-      <w:r>
-        <w:rPr>
-          <w:sz w:val="28"/>
-          <w:szCs w:val="28"/>
-        </w:rPr>
-        <w:t>вище</w:t>
-      </w:r>
-      <w:proofErr w:type="spellEnd"/>
-      <w:r>
-        <w:rPr>
-          <w:sz w:val="28"/>
-          <w:szCs w:val="28"/>
-        </w:rPr>
-        <w:t xml:space="preserve">, є </w:t>
-      </w:r>
-      <w:proofErr w:type="spellStart"/>
-      <w:r>
-        <w:rPr>
-          <w:sz w:val="28"/>
-          <w:szCs w:val="28"/>
-        </w:rPr>
-        <w:t>безкоштовними</w:t>
-      </w:r>
-      <w:proofErr w:type="spellEnd"/>
-      <w:r>
-        <w:rPr>
-          <w:sz w:val="28"/>
-          <w:szCs w:val="28"/>
-        </w:rPr>
-        <w:t xml:space="preserve">, а </w:t>
-      </w:r>
-      <w:proofErr w:type="spellStart"/>
-      <w:r>
-        <w:rPr>
-          <w:sz w:val="28"/>
-          <w:szCs w:val="28"/>
+      <w:r>
+        <w:rPr>
+          <w:sz w:val="28"/>
+          <w:szCs w:val="28"/>
+          <w:lang w:val="uk-UA"/>
+        </w:rPr>
+        <w:t xml:space="preserve">Усі програми, описані вище, є безкоштовними, а </w:t>
+      </w:r>
+      <w:proofErr w:type="spellStart"/>
+      <w:r>
+        <w:rPr>
+          <w:sz w:val="28"/>
+          <w:szCs w:val="28"/>
+          <w:lang w:val="en-US"/>
         </w:rPr>
         <w:t>PyCharm</w:t>
       </w:r>
@@ -1228,16 +1225,162 @@
         <w:rPr>
           <w:sz w:val="28"/>
           <w:szCs w:val="28"/>
-        </w:rPr>
-        <w:t xml:space="preserve"> IDE </w:t>
-      </w:r>
-      <w:proofErr w:type="spellStart"/>
-      <w:r>
-        <w:rPr>
-          <w:sz w:val="28"/>
-          <w:szCs w:val="28"/>
-        </w:rPr>
-        <w:t>має</w:t>
+          <w:lang w:val="uk-UA"/>
+        </w:rPr>
+        <w:t xml:space="preserve"> </w:t>
+      </w:r>
+      <w:r>
+        <w:rPr>
+          <w:sz w:val="28"/>
+          <w:szCs w:val="28"/>
+          <w:lang w:val="en-US"/>
+        </w:rPr>
+        <w:t>IDE</w:t>
+      </w:r>
+      <w:r>
+        <w:rPr>
+          <w:sz w:val="28"/>
+          <w:szCs w:val="28"/>
+          <w:lang w:val="uk-UA"/>
+        </w:rPr>
+        <w:t xml:space="preserve"> </w:t>
+      </w:r>
+      <w:r>
+        <w:rPr>
+          <w:sz w:val="28"/>
+          <w:szCs w:val="28"/>
+          <w:lang w:val="uk-UA"/>
+        </w:rPr>
+        <w:t xml:space="preserve">- користувачам автоматично надається безкоштовний пробний період версії </w:t>
+      </w:r>
+      <w:r>
+        <w:rPr>
+          <w:sz w:val="28"/>
+          <w:szCs w:val="28"/>
+          <w:lang w:val="en-US"/>
+        </w:rPr>
+        <w:t>Professional</w:t>
+      </w:r>
+      <w:r>
+        <w:rPr>
+          <w:sz w:val="28"/>
+          <w:szCs w:val="28"/>
+          <w:lang w:val="uk-UA"/>
+        </w:rPr>
+        <w:t xml:space="preserve"> тривалістю один місяць. </w:t>
+      </w:r>
+      <w:proofErr w:type="spellStart"/>
+      <w:proofErr w:type="gramStart"/>
+      <w:r>
+        <w:rPr>
+          <w:sz w:val="28"/>
+          <w:szCs w:val="28"/>
+        </w:rPr>
+        <w:t>П</w:t>
+      </w:r>
+      <w:proofErr w:type="gramEnd"/>
+      <w:r>
+        <w:rPr>
+          <w:sz w:val="28"/>
+          <w:szCs w:val="28"/>
+        </w:rPr>
+        <w:t>ісля</w:t>
+      </w:r>
+      <w:proofErr w:type="spellEnd"/>
+      <w:r>
+        <w:rPr>
+          <w:sz w:val="28"/>
+          <w:szCs w:val="28"/>
+        </w:rPr>
+        <w:t xml:space="preserve"> </w:t>
+      </w:r>
+      <w:proofErr w:type="spellStart"/>
+      <w:r>
+        <w:rPr>
+          <w:sz w:val="28"/>
+          <w:szCs w:val="28"/>
+        </w:rPr>
+        <w:t>завершення</w:t>
+      </w:r>
+      <w:proofErr w:type="spellEnd"/>
+      <w:r>
+        <w:rPr>
+          <w:sz w:val="28"/>
+          <w:szCs w:val="28"/>
+        </w:rPr>
+        <w:t xml:space="preserve"> пробного </w:t>
+      </w:r>
+      <w:proofErr w:type="spellStart"/>
+      <w:r>
+        <w:rPr>
+          <w:sz w:val="28"/>
+          <w:szCs w:val="28"/>
+        </w:rPr>
+        <w:t>періоду</w:t>
+      </w:r>
+      <w:proofErr w:type="spellEnd"/>
+      <w:r>
+        <w:rPr>
+          <w:sz w:val="28"/>
+          <w:szCs w:val="28"/>
+        </w:rPr>
+        <w:t xml:space="preserve"> </w:t>
+      </w:r>
+      <w:proofErr w:type="spellStart"/>
+      <w:r>
+        <w:rPr>
+          <w:sz w:val="28"/>
+          <w:szCs w:val="28"/>
+        </w:rPr>
+        <w:t>можна</w:t>
+      </w:r>
+      <w:proofErr w:type="spellEnd"/>
+      <w:r>
+        <w:rPr>
+          <w:sz w:val="28"/>
+          <w:szCs w:val="28"/>
+        </w:rPr>
+        <w:t xml:space="preserve"> </w:t>
+      </w:r>
+      <w:proofErr w:type="spellStart"/>
+      <w:r>
+        <w:rPr>
+          <w:sz w:val="28"/>
+          <w:szCs w:val="28"/>
+        </w:rPr>
+        <w:t>продовжити</w:t>
+      </w:r>
+      <w:proofErr w:type="spellEnd"/>
+      <w:r>
+        <w:rPr>
+          <w:sz w:val="28"/>
+          <w:szCs w:val="28"/>
+        </w:rPr>
+        <w:t xml:space="preserve"> </w:t>
+      </w:r>
+      <w:proofErr w:type="spellStart"/>
+      <w:r>
+        <w:rPr>
+          <w:sz w:val="28"/>
+          <w:szCs w:val="28"/>
+        </w:rPr>
+        <w:t>використовувати</w:t>
+      </w:r>
+      <w:proofErr w:type="spellEnd"/>
+      <w:r>
+        <w:rPr>
+          <w:sz w:val="28"/>
+          <w:szCs w:val="28"/>
+        </w:rPr>
+        <w:t xml:space="preserve"> </w:t>
+      </w:r>
+      <w:proofErr w:type="spellStart"/>
+      <w:r>
+        <w:rPr>
+          <w:sz w:val="28"/>
+          <w:szCs w:val="28"/>
+        </w:rPr>
+        <w:t>безкоштовну</w:t>
       </w:r>
       <w:proofErr w:type="spellEnd"/>
       <w:r>
@@ -1268,10 +1411,82 @@
         <w:rPr>
           <w:sz w:val="28"/>
           <w:szCs w:val="28"/>
-        </w:rPr>
-        <w:t>Community</w:t>
-      </w:r>
-      <w:proofErr w:type="spellEnd"/>
+          <w:lang w:val="en-US"/>
+        </w:rPr>
+        <w:t>PyCharm</w:t>
+      </w:r>
+      <w:proofErr w:type="spellEnd"/>
+      <w:r>
+        <w:rPr>
+          <w:sz w:val="28"/>
+          <w:szCs w:val="28"/>
+        </w:rPr>
+        <w:t xml:space="preserve"> </w:t>
+      </w:r>
+      <w:proofErr w:type="spellStart"/>
+      <w:r>
+        <w:rPr>
+          <w:sz w:val="28"/>
+          <w:szCs w:val="28"/>
+        </w:rPr>
+        <w:t>із</w:t>
+      </w:r>
+      <w:proofErr w:type="spellEnd"/>
+      <w:r>
+        <w:rPr>
+          <w:sz w:val="28"/>
+          <w:szCs w:val="28"/>
+        </w:rPr>
+        <w:t xml:space="preserve"> </w:t>
+      </w:r>
+      <w:proofErr w:type="spellStart"/>
+      <w:r>
+        <w:rPr>
+          <w:sz w:val="28"/>
+          <w:szCs w:val="28"/>
+        </w:rPr>
+        <w:t>базовим</w:t>
+      </w:r>
+      <w:proofErr w:type="spellEnd"/>
+      <w:r>
+        <w:rPr>
+          <w:sz w:val="28"/>
+          <w:szCs w:val="28"/>
+        </w:rPr>
+        <w:t xml:space="preserve"> набором </w:t>
+      </w:r>
+      <w:proofErr w:type="spellStart"/>
+      <w:r>
+        <w:rPr>
+          <w:sz w:val="28"/>
+          <w:szCs w:val="28"/>
+        </w:rPr>
+        <w:t>функціональних</w:t>
+      </w:r>
+      <w:proofErr w:type="spellEnd"/>
+      <w:r>
+        <w:rPr>
+          <w:sz w:val="28"/>
+          <w:szCs w:val="28"/>
+        </w:rPr>
+        <w:t xml:space="preserve"> </w:t>
+      </w:r>
+      <w:proofErr w:type="spellStart"/>
+      <w:r>
+        <w:rPr>
+          <w:sz w:val="28"/>
+          <w:szCs w:val="28"/>
+        </w:rPr>
+        <w:t>можливостей</w:t>
+      </w:r>
+      <w:proofErr w:type="spellEnd"/>
+      <w:r>
+        <w:rPr>
+          <w:sz w:val="28"/>
+          <w:szCs w:val="28"/>
+        </w:rPr>
+        <w:t>.</w:t>
+      </w:r>
       <w:r>
         <w:rPr>
           <w:sz w:val="28"/>
@@ -1777,7 +1992,23 @@
           <w:sz w:val="28"/>
           <w:szCs w:val="28"/>
         </w:rPr>
-        <w:t xml:space="preserve"> Python. </w:t>
+        <w:t xml:space="preserve"> </w:t>
+      </w:r>
+      <w:proofErr w:type="spellStart"/>
+      <w:r>
+        <w:rPr>
+          <w:sz w:val="28"/>
+          <w:szCs w:val="28"/>
+        </w:rPr>
+        <w:t>Python</w:t>
+      </w:r>
+      <w:proofErr w:type="spellEnd"/>
+      <w:r>
+        <w:rPr>
+          <w:sz w:val="28"/>
+          <w:szCs w:val="28"/>
+        </w:rPr>
+        <w:t xml:space="preserve">. </w:t>
       </w:r>
       <w:proofErr w:type="spellStart"/>
       <w:r>
@@ -2965,7 +3196,23 @@
           <w:sz w:val="28"/>
           <w:szCs w:val="28"/>
         </w:rPr>
-        <w:t xml:space="preserve">, PyQt, </w:t>
+        <w:t xml:space="preserve">, </w:t>
+      </w:r>
+      <w:proofErr w:type="spellStart"/>
+      <w:r>
+        <w:rPr>
+          <w:sz w:val="28"/>
+          <w:szCs w:val="28"/>
+        </w:rPr>
+        <w:t>PyQt</w:t>
+      </w:r>
+      <w:proofErr w:type="spellEnd"/>
+      <w:r>
+        <w:rPr>
+          <w:sz w:val="28"/>
+          <w:szCs w:val="28"/>
+        </w:rPr>
+        <w:t xml:space="preserve">, </w:t>
       </w:r>
       <w:proofErr w:type="spellStart"/>
       <w:r>
@@ -3005,6 +3252,7 @@
           <w:sz w:val="28"/>
           <w:szCs w:val="28"/>
         </w:rPr>
+        <w:lastRenderedPageBreak/>
         <w:t>інших</w:t>
       </w:r>
       <w:proofErr w:type="spellEnd"/>
@@ -3173,7 +3421,23 @@
           <w:sz w:val="28"/>
           <w:szCs w:val="28"/>
         </w:rPr>
-        <w:t xml:space="preserve"> для Python, </w:t>
+        <w:t xml:space="preserve"> для </w:t>
+      </w:r>
+      <w:proofErr w:type="spellStart"/>
+      <w:r>
+        <w:rPr>
+          <w:sz w:val="28"/>
+          <w:szCs w:val="28"/>
+        </w:rPr>
+        <w:t>Python</w:t>
+      </w:r>
+      <w:proofErr w:type="spellEnd"/>
+      <w:r>
+        <w:rPr>
+          <w:sz w:val="28"/>
+          <w:szCs w:val="28"/>
+        </w:rPr>
+        <w:t xml:space="preserve">, </w:t>
       </w:r>
       <w:proofErr w:type="spellStart"/>
       <w:r>
@@ -3341,7 +3605,6 @@
           <w:sz w:val="28"/>
           <w:szCs w:val="28"/>
         </w:rPr>
-        <w:lastRenderedPageBreak/>
         <w:t>використовувати</w:t>
       </w:r>
       <w:proofErr w:type="spellEnd"/>
@@ -4433,6 +4696,822 @@
           <w:i/>
           <w:sz w:val="28"/>
           <w:szCs w:val="28"/>
+          <w:lang w:val="en-US"/>
+        </w:rPr>
+      </w:pPr>
+      <w:r>
+        <w:rPr>
+          <w:rStyle w:val="3"/>
+          <w:i/>
+          <w:sz w:val="28"/>
+          <w:szCs w:val="28"/>
+          <w:lang w:val="en-US"/>
+        </w:rPr>
+        <w:lastRenderedPageBreak/>
+        <w:t>Visual Studio IDE</w:t>
+      </w:r>
+    </w:p>
+    <w:p>
+      <w:pPr>
+        <w:pStyle w:val="ac"/>
+        <w:ind w:left="142"/>
+        <w:jc w:val="center"/>
+        <w:rPr>
+          <w:rStyle w:val="3"/>
+          <w:i/>
+          <w:sz w:val="28"/>
+          <w:szCs w:val="28"/>
+        </w:rPr>
+      </w:pPr>
+    </w:p>
+    <w:p>
+      <w:pPr>
+        <w:ind w:firstLine="708"/>
+        <w:jc w:val="both"/>
+        <w:rPr>
+          <w:sz w:val="28"/>
+          <w:szCs w:val="28"/>
+          <w:lang w:val="uk-UA"/>
+        </w:rPr>
+      </w:pPr>
+      <w:proofErr w:type="spellStart"/>
+      <w:r>
+        <w:rPr>
+          <w:sz w:val="28"/>
+          <w:szCs w:val="28"/>
+          <w:lang w:val="uk-UA"/>
+        </w:rPr>
+        <w:t>Visual</w:t>
+      </w:r>
+      <w:proofErr w:type="spellEnd"/>
+      <w:r>
+        <w:rPr>
+          <w:sz w:val="28"/>
+          <w:szCs w:val="28"/>
+          <w:lang w:val="uk-UA"/>
+        </w:rPr>
+        <w:t xml:space="preserve"> </w:t>
+      </w:r>
+      <w:proofErr w:type="spellStart"/>
+      <w:r>
+        <w:rPr>
+          <w:sz w:val="28"/>
+          <w:szCs w:val="28"/>
+          <w:lang w:val="uk-UA"/>
+        </w:rPr>
+        <w:t>Studio</w:t>
+      </w:r>
+      <w:proofErr w:type="spellEnd"/>
+      <w:r>
+        <w:rPr>
+          <w:sz w:val="28"/>
+          <w:szCs w:val="28"/>
+          <w:lang w:val="uk-UA"/>
+        </w:rPr>
+        <w:t xml:space="preserve"> IDE – це повнофункціональне інтегроване середовище розробки (IDE) від компанії Microsoft, яке забезпечує повний цикл створення програмного забезпечення: від написання та налагодження коду до його тестування й розгортання. На відміну від легковагових редакторів, </w:t>
+      </w:r>
+      <w:proofErr w:type="spellStart"/>
+      <w:r>
+        <w:rPr>
+          <w:sz w:val="28"/>
+          <w:szCs w:val="28"/>
+          <w:lang w:val="uk-UA"/>
+        </w:rPr>
+        <w:t>Visual</w:t>
+      </w:r>
+      <w:proofErr w:type="spellEnd"/>
+      <w:r>
+        <w:rPr>
+          <w:sz w:val="28"/>
+          <w:szCs w:val="28"/>
+          <w:lang w:val="uk-UA"/>
+        </w:rPr>
+        <w:t xml:space="preserve"> </w:t>
+      </w:r>
+      <w:proofErr w:type="spellStart"/>
+      <w:r>
+        <w:rPr>
+          <w:sz w:val="28"/>
+          <w:szCs w:val="28"/>
+          <w:lang w:val="uk-UA"/>
+        </w:rPr>
+        <w:t>Studio</w:t>
+      </w:r>
+      <w:proofErr w:type="spellEnd"/>
+      <w:r>
+        <w:rPr>
+          <w:sz w:val="28"/>
+          <w:szCs w:val="28"/>
+          <w:lang w:val="uk-UA"/>
+        </w:rPr>
+        <w:t xml:space="preserve"> пропонує потужні інструменти для роботи з великими </w:t>
+      </w:r>
+      <w:proofErr w:type="spellStart"/>
+      <w:r>
+        <w:rPr>
+          <w:sz w:val="28"/>
+          <w:szCs w:val="28"/>
+          <w:lang w:val="uk-UA"/>
+        </w:rPr>
+        <w:t>проєктами</w:t>
+      </w:r>
+      <w:proofErr w:type="spellEnd"/>
+      <w:r>
+        <w:rPr>
+          <w:sz w:val="28"/>
+          <w:szCs w:val="28"/>
+          <w:lang w:val="uk-UA"/>
+        </w:rPr>
+        <w:t xml:space="preserve">, підтримку багатьох мов програмування, </w:t>
+      </w:r>
+      <w:proofErr w:type="spellStart"/>
+      <w:r>
+        <w:rPr>
+          <w:sz w:val="28"/>
+          <w:szCs w:val="28"/>
+          <w:lang w:val="uk-UA"/>
+        </w:rPr>
+        <w:t>вбудовану</w:t>
+      </w:r>
+      <w:proofErr w:type="spellEnd"/>
+      <w:r>
+        <w:rPr>
+          <w:sz w:val="28"/>
+          <w:szCs w:val="28"/>
+          <w:lang w:val="uk-UA"/>
+        </w:rPr>
+        <w:t xml:space="preserve"> систему </w:t>
+      </w:r>
+      <w:proofErr w:type="spellStart"/>
+      <w:r>
+        <w:rPr>
+          <w:sz w:val="28"/>
+          <w:szCs w:val="28"/>
+          <w:lang w:val="uk-UA"/>
+        </w:rPr>
+        <w:t>управління</w:t>
+      </w:r>
+      <w:proofErr w:type="spellEnd"/>
+      <w:r>
+        <w:rPr>
+          <w:sz w:val="28"/>
+          <w:szCs w:val="28"/>
+          <w:lang w:val="uk-UA"/>
+        </w:rPr>
+        <w:t xml:space="preserve"> </w:t>
+      </w:r>
+      <w:proofErr w:type="spellStart"/>
+      <w:r>
+        <w:rPr>
+          <w:sz w:val="28"/>
+          <w:szCs w:val="28"/>
+          <w:lang w:val="uk-UA"/>
+        </w:rPr>
+        <w:t>версіями</w:t>
+      </w:r>
+      <w:proofErr w:type="spellEnd"/>
+      <w:r>
+        <w:rPr>
+          <w:sz w:val="28"/>
+          <w:szCs w:val="28"/>
+          <w:lang w:val="uk-UA"/>
+        </w:rPr>
+        <w:t xml:space="preserve"> </w:t>
+      </w:r>
+      <w:proofErr w:type="spellStart"/>
+      <w:r>
+        <w:rPr>
+          <w:sz w:val="28"/>
+          <w:szCs w:val="28"/>
+          <w:lang w:val="uk-UA"/>
+        </w:rPr>
+        <w:t>Git</w:t>
+      </w:r>
+      <w:proofErr w:type="spellEnd"/>
+      <w:r>
+        <w:rPr>
+          <w:sz w:val="28"/>
+          <w:szCs w:val="28"/>
+          <w:lang w:val="uk-UA"/>
+        </w:rPr>
+        <w:t xml:space="preserve"> та </w:t>
+      </w:r>
+      <w:proofErr w:type="spellStart"/>
+      <w:r>
+        <w:rPr>
+          <w:sz w:val="28"/>
+          <w:szCs w:val="28"/>
+          <w:lang w:val="uk-UA"/>
+        </w:rPr>
+        <w:t>інтелектуальне</w:t>
+      </w:r>
+      <w:proofErr w:type="spellEnd"/>
+      <w:r>
+        <w:rPr>
+          <w:sz w:val="28"/>
+          <w:szCs w:val="28"/>
+          <w:lang w:val="uk-UA"/>
+        </w:rPr>
+        <w:t xml:space="preserve"> </w:t>
+      </w:r>
+      <w:proofErr w:type="spellStart"/>
+      <w:r>
+        <w:rPr>
+          <w:sz w:val="28"/>
+          <w:szCs w:val="28"/>
+          <w:lang w:val="uk-UA"/>
+        </w:rPr>
+        <w:t>автодоповнення</w:t>
+      </w:r>
+      <w:proofErr w:type="spellEnd"/>
+      <w:r>
+        <w:rPr>
+          <w:sz w:val="28"/>
+          <w:szCs w:val="28"/>
+          <w:lang w:val="uk-UA"/>
+        </w:rPr>
+        <w:t xml:space="preserve"> коду </w:t>
+      </w:r>
+      <w:proofErr w:type="spellStart"/>
+      <w:r>
+        <w:rPr>
+          <w:sz w:val="28"/>
+          <w:szCs w:val="28"/>
+          <w:lang w:val="uk-UA"/>
+        </w:rPr>
+        <w:t>IntelliCode</w:t>
+      </w:r>
+      <w:proofErr w:type="spellEnd"/>
+      <w:r>
+        <w:rPr>
+          <w:sz w:val="28"/>
+          <w:szCs w:val="28"/>
+          <w:lang w:val="uk-UA"/>
+        </w:rPr>
+        <w:t xml:space="preserve"> на основі штучного інтелекту.</w:t>
+      </w:r>
+    </w:p>
+    <w:p>
+      <w:pPr>
+        <w:ind w:firstLine="708"/>
+        <w:jc w:val="both"/>
+        <w:rPr>
+          <w:sz w:val="28"/>
+          <w:szCs w:val="28"/>
+          <w:lang w:val="uk-UA"/>
+        </w:rPr>
+      </w:pPr>
+      <w:r>
+        <w:rPr>
+          <w:sz w:val="28"/>
+          <w:szCs w:val="28"/>
+          <w:lang w:val="uk-UA"/>
+        </w:rPr>
+        <w:t xml:space="preserve">Для роботи з мовою </w:t>
+      </w:r>
+      <w:proofErr w:type="spellStart"/>
+      <w:r>
+        <w:rPr>
+          <w:sz w:val="28"/>
+          <w:szCs w:val="28"/>
+          <w:lang w:val="uk-UA"/>
+        </w:rPr>
+        <w:t>Python</w:t>
+      </w:r>
+      <w:proofErr w:type="spellEnd"/>
+      <w:r>
+        <w:rPr>
+          <w:sz w:val="28"/>
+          <w:szCs w:val="28"/>
+          <w:lang w:val="uk-UA"/>
+        </w:rPr>
+        <w:t xml:space="preserve"> у середовищі </w:t>
+      </w:r>
+      <w:proofErr w:type="spellStart"/>
+      <w:r>
+        <w:rPr>
+          <w:sz w:val="28"/>
+          <w:szCs w:val="28"/>
+          <w:lang w:val="uk-UA"/>
+        </w:rPr>
+        <w:t>Visual</w:t>
+      </w:r>
+      <w:proofErr w:type="spellEnd"/>
+      <w:r>
+        <w:rPr>
+          <w:sz w:val="28"/>
+          <w:szCs w:val="28"/>
+          <w:lang w:val="uk-UA"/>
+        </w:rPr>
+        <w:t xml:space="preserve"> </w:t>
+      </w:r>
+      <w:proofErr w:type="spellStart"/>
+      <w:r>
+        <w:rPr>
+          <w:sz w:val="28"/>
+          <w:szCs w:val="28"/>
+          <w:lang w:val="uk-UA"/>
+        </w:rPr>
+        <w:t>Studio</w:t>
+      </w:r>
+      <w:proofErr w:type="spellEnd"/>
+      <w:r>
+        <w:rPr>
+          <w:sz w:val="28"/>
+          <w:szCs w:val="28"/>
+          <w:lang w:val="uk-UA"/>
+        </w:rPr>
+        <w:t xml:space="preserve"> необхідно встановити спеціальний модуль. Для цього запустить </w:t>
+      </w:r>
+      <w:proofErr w:type="spellStart"/>
+      <w:r>
+        <w:rPr>
+          <w:sz w:val="28"/>
+          <w:szCs w:val="28"/>
+          <w:lang w:val="uk-UA"/>
+        </w:rPr>
+        <w:t>Visual</w:t>
+      </w:r>
+      <w:proofErr w:type="spellEnd"/>
+      <w:r>
+        <w:rPr>
+          <w:sz w:val="28"/>
+          <w:szCs w:val="28"/>
+          <w:lang w:val="uk-UA"/>
+        </w:rPr>
+        <w:t xml:space="preserve"> </w:t>
+      </w:r>
+      <w:proofErr w:type="spellStart"/>
+      <w:r>
+        <w:rPr>
+          <w:sz w:val="28"/>
+          <w:szCs w:val="28"/>
+          <w:lang w:val="uk-UA"/>
+        </w:rPr>
+        <w:t>Studio</w:t>
+      </w:r>
+      <w:proofErr w:type="spellEnd"/>
+      <w:r>
+        <w:rPr>
+          <w:sz w:val="28"/>
+          <w:szCs w:val="28"/>
+          <w:lang w:val="uk-UA"/>
+        </w:rPr>
+        <w:t xml:space="preserve"> </w:t>
+      </w:r>
+      <w:proofErr w:type="spellStart"/>
+      <w:r>
+        <w:rPr>
+          <w:sz w:val="28"/>
+          <w:szCs w:val="28"/>
+          <w:lang w:val="uk-UA"/>
+        </w:rPr>
+        <w:t>Installer</w:t>
+      </w:r>
+      <w:proofErr w:type="spellEnd"/>
+      <w:r>
+        <w:rPr>
+          <w:sz w:val="28"/>
+          <w:szCs w:val="28"/>
+          <w:lang w:val="uk-UA"/>
+        </w:rPr>
+        <w:t xml:space="preserve">, знайдіть потрібну версію програми, натисніть </w:t>
+      </w:r>
+      <w:proofErr w:type="spellStart"/>
+      <w:r>
+        <w:rPr>
+          <w:sz w:val="28"/>
+          <w:szCs w:val="28"/>
+          <w:lang w:val="uk-UA"/>
+        </w:rPr>
+        <w:t>Modify</w:t>
+      </w:r>
+      <w:proofErr w:type="spellEnd"/>
+      <w:r>
+        <w:rPr>
+          <w:sz w:val="28"/>
+          <w:szCs w:val="28"/>
+          <w:lang w:val="uk-UA"/>
+        </w:rPr>
+        <w:t xml:space="preserve">, у вкладці виберіть </w:t>
+      </w:r>
+      <w:proofErr w:type="spellStart"/>
+      <w:r>
+        <w:rPr>
+          <w:sz w:val="28"/>
+          <w:szCs w:val="28"/>
+          <w:lang w:val="uk-UA"/>
+        </w:rPr>
+        <w:t>Python</w:t>
+      </w:r>
+      <w:proofErr w:type="spellEnd"/>
+      <w:r>
+        <w:rPr>
+          <w:sz w:val="28"/>
+          <w:szCs w:val="28"/>
+          <w:lang w:val="uk-UA"/>
+        </w:rPr>
+        <w:t xml:space="preserve"> </w:t>
+      </w:r>
+      <w:proofErr w:type="spellStart"/>
+      <w:r>
+        <w:rPr>
+          <w:sz w:val="28"/>
+          <w:szCs w:val="28"/>
+          <w:lang w:val="uk-UA"/>
+        </w:rPr>
+        <w:t>de</w:t>
+      </w:r>
+      <w:r>
+        <w:rPr>
+          <w:sz w:val="28"/>
+          <w:szCs w:val="28"/>
+          <w:lang w:val="uk-UA"/>
+        </w:rPr>
+        <w:t>velopment</w:t>
+      </w:r>
+      <w:proofErr w:type="spellEnd"/>
+      <w:r>
+        <w:rPr>
+          <w:sz w:val="28"/>
+          <w:szCs w:val="28"/>
+          <w:lang w:val="uk-UA"/>
+        </w:rPr>
+        <w:t xml:space="preserve"> та натисніть </w:t>
+      </w:r>
+      <w:proofErr w:type="spellStart"/>
+      <w:r>
+        <w:rPr>
+          <w:sz w:val="28"/>
+          <w:szCs w:val="28"/>
+          <w:lang w:val="uk-UA"/>
+        </w:rPr>
+        <w:t>Install</w:t>
+      </w:r>
+      <w:proofErr w:type="spellEnd"/>
+      <w:r>
+        <w:rPr>
+          <w:sz w:val="28"/>
+          <w:szCs w:val="28"/>
+          <w:lang w:val="uk-UA"/>
+        </w:rPr>
+        <w:t>.</w:t>
+      </w:r>
+    </w:p>
+    <w:p>
+      <w:pPr>
+        <w:ind w:firstLine="708"/>
+        <w:jc w:val="both"/>
+        <w:rPr>
+          <w:b/>
+          <w:bCs/>
+          <w:lang w:val="uk-UA"/>
+        </w:rPr>
+      </w:pPr>
+    </w:p>
+    <w:p>
+      <w:pPr>
+        <w:pStyle w:val="ac"/>
+        <w:ind w:left="142"/>
+        <w:jc w:val="center"/>
+        <w:rPr>
+          <w:rStyle w:val="3"/>
+          <w:i/>
+          <w:sz w:val="28"/>
+          <w:szCs w:val="28"/>
+          <w:lang w:val="ru-RU"/>
+        </w:rPr>
+      </w:pPr>
+      <w:r>
+        <w:rPr>
+          <w:noProof/>
+        </w:rPr>
+        <w:drawing>
+          <wp:inline distT="0" distB="0" distL="0" distR="0" wp14:anchorId="24E90B35" wp14:editId="1B5FB6EA">
+            <wp:extent cx="4199514" cy="2362200"/>
+            <wp:effectExtent l="0" t="0" r="0" b="0"/>
+            <wp:docPr id="1" name="Рисунок 1"/>
+            <wp:cNvGraphicFramePr>
+              <a:graphicFrameLocks xmlns:a="http://schemas.openxmlformats.org/drawingml/2006/main" noChangeAspect="1"/>
+            </wp:cNvGraphicFramePr>
+            <a:graphic xmlns:a="http://schemas.openxmlformats.org/drawingml/2006/main">
+              <a:graphicData uri="http://schemas.openxmlformats.org/drawingml/2006/picture">
+                <pic:pic xmlns:pic="http://schemas.openxmlformats.org/drawingml/2006/picture">
+                  <pic:nvPicPr>
+                    <pic:cNvPr id="0" name=""/>
+                    <pic:cNvPicPr/>
+                  </pic:nvPicPr>
+                  <pic:blipFill>
+                    <a:blip r:embed="rId10"/>
+                    <a:stretch>
+                      <a:fillRect/>
+                    </a:stretch>
+                  </pic:blipFill>
+                  <pic:spPr>
+                    <a:xfrm>
+                      <a:off x="0" y="0"/>
+                      <a:ext cx="4205249" cy="2365426"/>
+                    </a:xfrm>
+                    <a:prstGeom prst="rect">
+                      <a:avLst/>
+                    </a:prstGeom>
+                  </pic:spPr>
+                </pic:pic>
+              </a:graphicData>
+            </a:graphic>
+          </wp:inline>
+        </w:drawing>
+      </w:r>
+    </w:p>
+    <w:p>
+      <w:pPr>
+        <w:jc w:val="center"/>
+        <w:rPr>
+          <w:i/>
+          <w:sz w:val="28"/>
+          <w:szCs w:val="28"/>
+        </w:rPr>
+      </w:pPr>
+      <w:bookmarkStart w:id="0" w:name="_GoBack"/>
+      <w:r>
+        <w:rPr>
+          <w:i/>
+          <w:sz w:val="28"/>
+          <w:szCs w:val="28"/>
+        </w:rPr>
+        <w:t>Рис</w:t>
+      </w:r>
+      <w:r>
+        <w:rPr>
+          <w:i/>
+          <w:sz w:val="28"/>
+          <w:szCs w:val="28"/>
+        </w:rPr>
+        <w:t xml:space="preserve">. </w:t>
+      </w:r>
+      <w:r>
+        <w:rPr>
+          <w:i/>
+          <w:sz w:val="28"/>
+          <w:szCs w:val="28"/>
+        </w:rPr>
+        <w:t>1</w:t>
+      </w:r>
+      <w:r>
+        <w:rPr>
+          <w:i/>
+          <w:sz w:val="28"/>
+          <w:szCs w:val="28"/>
+        </w:rPr>
+        <w:t>.</w:t>
+      </w:r>
+      <w:r>
+        <w:rPr>
+          <w:i/>
+          <w:sz w:val="28"/>
+          <w:szCs w:val="28"/>
+        </w:rPr>
+        <w:t>2</w:t>
+      </w:r>
+      <w:r>
+        <w:rPr>
+          <w:i/>
+          <w:sz w:val="28"/>
+          <w:szCs w:val="28"/>
+        </w:rPr>
+        <w:t xml:space="preserve">. </w:t>
+      </w:r>
+      <w:proofErr w:type="spellStart"/>
+      <w:r>
+        <w:rPr>
+          <w:i/>
+          <w:sz w:val="28"/>
+          <w:szCs w:val="28"/>
+        </w:rPr>
+        <w:t>Visual</w:t>
+      </w:r>
+      <w:proofErr w:type="spellEnd"/>
+      <w:r>
+        <w:rPr>
+          <w:i/>
+          <w:sz w:val="28"/>
+          <w:szCs w:val="28"/>
+        </w:rPr>
+        <w:t xml:space="preserve"> </w:t>
+      </w:r>
+      <w:proofErr w:type="spellStart"/>
+      <w:r>
+        <w:rPr>
+          <w:i/>
+          <w:sz w:val="28"/>
+          <w:szCs w:val="28"/>
+        </w:rPr>
+        <w:t>Studio</w:t>
+      </w:r>
+      <w:proofErr w:type="spellEnd"/>
+      <w:r>
+        <w:rPr>
+          <w:i/>
+          <w:sz w:val="28"/>
+          <w:szCs w:val="28"/>
+        </w:rPr>
+        <w:t xml:space="preserve"> </w:t>
+      </w:r>
+      <w:proofErr w:type="spellStart"/>
+      <w:r>
+        <w:rPr>
+          <w:i/>
+          <w:sz w:val="28"/>
+          <w:szCs w:val="28"/>
+        </w:rPr>
+        <w:t>Installer</w:t>
+      </w:r>
+      <w:proofErr w:type="spellEnd"/>
+      <w:r>
+        <w:rPr>
+          <w:i/>
+          <w:sz w:val="28"/>
+          <w:szCs w:val="28"/>
+        </w:rPr>
+        <w:t>.</w:t>
+      </w:r>
+    </w:p>
+    <w:bookmarkEnd w:id="0"/>
+    <w:p>
+      <w:pPr>
+        <w:jc w:val="center"/>
+        <w:rPr>
+          <w:i/>
+          <w:sz w:val="28"/>
+          <w:szCs w:val="28"/>
+          <w:lang w:val="uk-UA"/>
+        </w:rPr>
+      </w:pPr>
+    </w:p>
+    <w:p>
+      <w:pPr>
+        <w:pStyle w:val="ac"/>
+        <w:ind w:left="142"/>
+        <w:jc w:val="center"/>
+        <w:rPr>
+          <w:rStyle w:val="3"/>
+          <w:i/>
+          <w:sz w:val="28"/>
+          <w:szCs w:val="28"/>
+          <w:lang w:val="en-US"/>
+        </w:rPr>
+      </w:pPr>
+      <w:r>
+        <w:rPr>
+          <w:rStyle w:val="3"/>
+          <w:i/>
+          <w:sz w:val="28"/>
+          <w:szCs w:val="28"/>
+          <w:lang w:val="en-US"/>
+        </w:rPr>
+        <w:t>|</w:t>
+      </w:r>
+      <w:r>
+        <w:rPr>
+          <w:rStyle w:val="3"/>
+          <w:i/>
+          <w:sz w:val="28"/>
+          <w:szCs w:val="28"/>
+          <w:lang w:val="en-US"/>
+        </w:rPr>
+        <w:drawing>
+          <wp:inline distT="0" distB="0" distL="0" distR="0" wp14:anchorId="2A8DF475" wp14:editId="263505DA">
+            <wp:extent cx="4172505" cy="2351314"/>
+            <wp:effectExtent l="0" t="0" r="0" b="0"/>
+            <wp:docPr id="11" name="Рисунок 11"/>
+            <wp:cNvGraphicFramePr>
+              <a:graphicFrameLocks xmlns:a="http://schemas.openxmlformats.org/drawingml/2006/main" noChangeAspect="1"/>
+            </wp:cNvGraphicFramePr>
+            <a:graphic xmlns:a="http://schemas.openxmlformats.org/drawingml/2006/main">
+              <a:graphicData uri="http://schemas.openxmlformats.org/drawingml/2006/picture">
+                <pic:pic xmlns:pic="http://schemas.openxmlformats.org/drawingml/2006/picture">
+                  <pic:nvPicPr>
+                    <pic:cNvPr id="0" name=""/>
+                    <pic:cNvPicPr/>
+                  </pic:nvPicPr>
+                  <pic:blipFill>
+                    <a:blip r:embed="rId11"/>
+                    <a:stretch>
+                      <a:fillRect/>
+                    </a:stretch>
+                  </pic:blipFill>
+                  <pic:spPr>
+                    <a:xfrm>
+                      <a:off x="0" y="0"/>
+                      <a:ext cx="4176720" cy="2353689"/>
+                    </a:xfrm>
+                    <a:prstGeom prst="rect">
+                      <a:avLst/>
+                    </a:prstGeom>
+                  </pic:spPr>
+                </pic:pic>
+              </a:graphicData>
+            </a:graphic>
+          </wp:inline>
+        </w:drawing>
+      </w:r>
+    </w:p>
+    <w:p>
+      <w:pPr>
+        <w:jc w:val="center"/>
+        <w:rPr>
+          <w:i/>
+          <w:sz w:val="28"/>
+          <w:szCs w:val="28"/>
+        </w:rPr>
+      </w:pPr>
+      <w:r>
+        <w:rPr>
+          <w:i/>
+          <w:sz w:val="28"/>
+          <w:szCs w:val="28"/>
+        </w:rPr>
+        <w:t>Рис. 1.</w:t>
+      </w:r>
+      <w:r>
+        <w:rPr>
+          <w:i/>
+          <w:sz w:val="28"/>
+          <w:szCs w:val="28"/>
+        </w:rPr>
+        <w:t>3</w:t>
+      </w:r>
+      <w:r>
+        <w:rPr>
+          <w:i/>
+          <w:sz w:val="28"/>
+          <w:szCs w:val="28"/>
+        </w:rPr>
+        <w:t xml:space="preserve">. </w:t>
+      </w:r>
+      <w:proofErr w:type="spellStart"/>
+      <w:proofErr w:type="gramStart"/>
+      <w:r>
+        <w:rPr>
+          <w:i/>
+          <w:sz w:val="28"/>
+          <w:szCs w:val="28"/>
+        </w:rPr>
+        <w:t>Вибір</w:t>
+      </w:r>
+      <w:proofErr w:type="spellEnd"/>
+      <w:r>
+        <w:rPr>
+          <w:i/>
+          <w:sz w:val="28"/>
+          <w:szCs w:val="28"/>
+        </w:rPr>
+        <w:t xml:space="preserve"> </w:t>
+      </w:r>
+      <w:proofErr w:type="spellStart"/>
+      <w:r>
+        <w:rPr>
+          <w:i/>
+          <w:sz w:val="28"/>
+          <w:szCs w:val="28"/>
+        </w:rPr>
+        <w:t>компонента</w:t>
+      </w:r>
+      <w:proofErr w:type="spellEnd"/>
+      <w:r>
+        <w:rPr>
+          <w:i/>
+          <w:sz w:val="28"/>
+          <w:szCs w:val="28"/>
+        </w:rPr>
+        <w:t xml:space="preserve"> Python development у Visual Studio Installer.</w:t>
+      </w:r>
+      <w:proofErr w:type="gramEnd"/>
+    </w:p>
+    <w:p>
+      <w:pPr>
+        <w:pStyle w:val="ac"/>
+        <w:ind w:left="142"/>
+        <w:jc w:val="center"/>
+        <w:rPr>
+          <w:rStyle w:val="3"/>
+          <w:i/>
+          <w:sz w:val="28"/>
+          <w:szCs w:val="28"/>
+          <w:lang w:val="en-US"/>
+        </w:rPr>
+      </w:pPr>
+    </w:p>
+    <w:p>
+      <w:pPr>
+        <w:pStyle w:val="ac"/>
+        <w:ind w:left="142"/>
+        <w:jc w:val="center"/>
+        <w:rPr>
+          <w:rStyle w:val="3"/>
+          <w:i/>
+          <w:sz w:val="28"/>
+          <w:szCs w:val="28"/>
         </w:rPr>
       </w:pPr>
       <w:r>
@@ -5461,7 +6540,7 @@
                     </pic:cNvPicPr>
                   </pic:nvPicPr>
                   <pic:blipFill>
-                    <a:blip r:embed="rId10" cstate="print">
+                    <a:blip r:embed="rId12" cstate="print">
                       <a:extLst>
                         <a:ext uri="{28A0092B-C50C-407E-A947-70E740481C1C}">
                           <a14:useLocalDpi xmlns:a14="http://schemas.microsoft.com/office/drawing/2010/main" val="0"/>
@@ -5535,7 +6614,7 @@
           <w:szCs w:val="28"/>
           <w:lang w:val="uk-UA"/>
         </w:rPr>
-        <w:t>2</w:t>
+        <w:t>4</w:t>
       </w:r>
       <w:r>
         <w:rPr>
@@ -5635,7 +6714,7 @@
                     </pic:cNvPicPr>
                   </pic:nvPicPr>
                   <pic:blipFill>
-                    <a:blip r:embed="rId11" cstate="print">
+                    <a:blip r:embed="rId13" cstate="print">
                       <a:extLst>
                         <a:ext uri="{28A0092B-C50C-407E-A947-70E740481C1C}">
                           <a14:useLocalDpi xmlns:a14="http://schemas.microsoft.com/office/drawing/2010/main" val="0"/>
@@ -5711,7 +6790,7 @@
           <w:szCs w:val="28"/>
           <w:lang w:val="uk-UA"/>
         </w:rPr>
-        <w:t>3</w:t>
+        <w:t>5</w:t>
       </w:r>
       <w:r>
         <w:rPr>
@@ -5930,6 +7009,7 @@
           <w:sz w:val="28"/>
           <w:szCs w:val="28"/>
         </w:rPr>
+        <w:lastRenderedPageBreak/>
         <w:t>Jupyter</w:t>
       </w:r>
       <w:proofErr w:type="spellEnd"/>
@@ -5957,7 +7037,25 @@
           <w:sz w:val="28"/>
           <w:szCs w:val="28"/>
         </w:rPr>
-        <w:t xml:space="preserve"> дозволяє використовувати Matplotlib </w:t>
+        <w:t xml:space="preserve"> дозволяє використовувати </w:t>
+      </w:r>
+      <w:proofErr w:type="spellStart"/>
+      <w:r>
+        <w:rPr>
+          <w:rFonts w:ascii="Times New Roman" w:hAnsi="Times New Roman" w:cs="Times New Roman"/>
+          <w:sz w:val="28"/>
+          <w:szCs w:val="28"/>
+        </w:rPr>
+        <w:t>Matplotlib</w:t>
+      </w:r>
+      <w:proofErr w:type="spellEnd"/>
+      <w:r>
+        <w:rPr>
+          <w:rFonts w:ascii="Times New Roman" w:hAnsi="Times New Roman" w:cs="Times New Roman"/>
+          <w:sz w:val="28"/>
+          <w:szCs w:val="28"/>
+        </w:rPr>
+        <w:t xml:space="preserve"> </w:t>
       </w:r>
       <w:proofErr w:type="spellStart"/>
       <w:r>
@@ -6011,7 +7109,25 @@
           <w:sz w:val="28"/>
           <w:szCs w:val="28"/>
         </w:rPr>
-        <w:t xml:space="preserve">), який виводить Matplotlib у </w:t>
+        <w:t xml:space="preserve">), який виводить </w:t>
+      </w:r>
+      <w:proofErr w:type="spellStart"/>
+      <w:r>
+        <w:rPr>
+          <w:rFonts w:ascii="Times New Roman" w:hAnsi="Times New Roman" w:cs="Times New Roman"/>
+          <w:sz w:val="28"/>
+          <w:szCs w:val="28"/>
+        </w:rPr>
+        <w:t>Matplotlib</w:t>
+      </w:r>
+      <w:proofErr w:type="spellEnd"/>
+      <w:r>
+        <w:rPr>
+          <w:rFonts w:ascii="Times New Roman" w:hAnsi="Times New Roman" w:cs="Times New Roman"/>
+          <w:sz w:val="28"/>
+          <w:szCs w:val="28"/>
+        </w:rPr>
+        <w:t xml:space="preserve"> у </w:t>
       </w:r>
       <w:proofErr w:type="spellStart"/>
       <w:r>
@@ -6906,7 +8022,7 @@
                     </pic:cNvPicPr>
                   </pic:nvPicPr>
                   <pic:blipFill>
-                    <a:blip r:embed="rId12">
+                    <a:blip r:embed="rId14">
                       <a:extLst>
                         <a:ext uri="{28A0092B-C50C-407E-A947-70E740481C1C}">
                           <a14:useLocalDpi xmlns:a14="http://schemas.microsoft.com/office/drawing/2010/main" val="0"/>
@@ -7122,7 +8238,7 @@
                     </pic:cNvPicPr>
                   </pic:nvPicPr>
                   <pic:blipFill>
-                    <a:blip r:embed="rId13" cstate="print">
+                    <a:blip r:embed="rId15" cstate="print">
                       <a:extLst>
                         <a:ext uri="{28A0092B-C50C-407E-A947-70E740481C1C}">
                           <a14:useLocalDpi xmlns:a14="http://schemas.microsoft.com/office/drawing/2010/main" val="0"/>
@@ -7384,7 +8500,7 @@
                     </pic:cNvPicPr>
                   </pic:nvPicPr>
                   <pic:blipFill>
-                    <a:blip r:embed="rId14">
+                    <a:blip r:embed="rId16">
                       <a:extLst>
                         <a:ext uri="{28A0092B-C50C-407E-A947-70E740481C1C}">
                           <a14:useLocalDpi xmlns:a14="http://schemas.microsoft.com/office/drawing/2010/main" val="0"/>
@@ -7519,7 +8635,7 @@
                     </pic:cNvPicPr>
                   </pic:nvPicPr>
                   <pic:blipFill>
-                    <a:blip r:embed="rId15">
+                    <a:blip r:embed="rId17">
                       <a:extLst>
                         <a:ext uri="{28A0092B-C50C-407E-A947-70E740481C1C}">
                           <a14:useLocalDpi xmlns:a14="http://schemas.microsoft.com/office/drawing/2010/main" val="0"/>
@@ -7592,7 +8708,16 @@
           <w:sz w:val="28"/>
           <w:szCs w:val="28"/>
         </w:rPr>
-        <w:t xml:space="preserve">. Починаючи з версії 2.0, підтримує 44 основні мови програмування, включаючи Python. Його головні принципи: </w:t>
+        <w:t xml:space="preserve">. Починаючи з </w:t>
+      </w:r>
+      <w:r>
+        <w:rPr>
+          <w:rFonts w:ascii="Times New Roman" w:hAnsi="Times New Roman" w:cs="Times New Roman"/>
+          <w:sz w:val="28"/>
+          <w:szCs w:val="28"/>
+        </w:rPr>
+        <w:lastRenderedPageBreak/>
+        <w:t xml:space="preserve">версії 2.0, підтримує 44 основні мови програмування, включаючи Python. Його головні принципи: </w:t>
       </w:r>
       <w:proofErr w:type="spellStart"/>
       <w:r>
